--- a/rapports/2026-06-06/EQ1/EQ1_enq2_v2/DR_011301220059/34-74-59-78.docx
+++ b/rapports/2026-06-06/EQ1/EQ1_enq2_v2/DR_011301220059/34-74-59-78.docx
@@ -297,7 +297,7 @@
           <w:color w:val="1F6FEB"/>
           <w:sz w:val="22"/>
         </w:rPr>
-        <w:t>⚠ INCOHÉRENCES À CORRIGER (74)</w:t>
+        <w:t>⚠ INCOHÉRENCES À CORRIGER (72)</w:t>
       </w:r>
     </w:p>
     <w:tbl>
@@ -1295,7 +1295,7 @@
                 <w:i w:val="0"/>
                 <w:sz w:val="17"/>
               </w:rPr>
-              <w:t>Incohérence!!! seulement les écoles privées paient les frais de scolarité (y compris les frais d'inscription).</w:t>
+              <w:t>Incohérent!! Le niveau d'instruction déclaré par l'un des enfants () au niveau de la section 1 de BARRO  DIAW diffère de celui donné par BARRO  DIAW lui-même qui affirme ne pas avoir frequenté l'école formelle.</w:t>
             </w:r>
           </w:p>
         </w:tc>
@@ -1418,7 +1418,7 @@
                 <w:i w:val="0"/>
                 <w:sz w:val="16"/>
               </w:rPr>
-              <w:t>S02</w:t>
+              <w:t>S03</w:t>
               <w:br/>
             </w:r>
             <w:r>
@@ -1428,7 +1428,7 @@
                 <w:color w:val="64748B"/>
                 <w:sz w:val="14"/>
               </w:rPr>
-              <w:t>Éducation</w:t>
+              <w:t>Santé</w:t>
             </w:r>
           </w:p>
         </w:tc>
@@ -1444,7 +1444,7 @@
                 <w:color w:val="16A34A"/>
                 <w:sz w:val="16"/>
               </w:rPr>
-              <w:t>—</w:t>
+              <w:t>s03q14, s03q15, s03q17, s03q18, s03q19, s03q20, s03q21</w:t>
             </w:r>
           </w:p>
         </w:tc>
@@ -1475,7 +1475,7 @@
                 <w:i w:val="0"/>
                 <w:sz w:val="17"/>
               </w:rPr>
-              <w:t>Incohérent!! Le niveau d'instruction déclaré par l'un des enfants () au niveau de la section 1 de BARRO  DIAW diffère de celui donné par BARRO  DIAW lui-même qui affirme ne pas avoir frequenté l'école formelle.</w:t>
+              <w:t>Incoherence!!! BARRO  DIAW a consulté dans un service de santé ou un guérisseur au cours des 3 derniers mois sans hospitalisation (3.13=Oui) mais la depense liée à cette consultation est nulle 0 ou ne sait pas partout dans les questions (s03q14 s03q15 s03q17 s03q18 s03q19 s03q20 s03q21).</w:t>
             </w:r>
           </w:p>
         </w:tc>
@@ -1508,7 +1508,7 @@
                 <w:i w:val="0"/>
                 <w:sz w:val="16"/>
               </w:rPr>
-              <w:t>S03</w:t>
+              <w:t>S04</w:t>
               <w:br/>
             </w:r>
             <w:r>
@@ -1518,7 +1518,7 @@
                 <w:color w:val="64748B"/>
                 <w:sz w:val="14"/>
               </w:rPr>
-              <w:t>Santé</w:t>
+              <w:t>Emploi</w:t>
             </w:r>
           </w:p>
         </w:tc>
@@ -1534,7 +1534,7 @@
                 <w:color w:val="16A34A"/>
                 <w:sz w:val="16"/>
               </w:rPr>
-              <w:t>s03q14, s03q15, s03q17, s03q18, s03q19, s03q20, s03q21</w:t>
+              <w:t>s04q66</w:t>
             </w:r>
           </w:p>
         </w:tc>
@@ -1565,7 +1565,7 @@
                 <w:i w:val="0"/>
                 <w:sz w:val="17"/>
               </w:rPr>
-              <w:t>Incoherence!!! BARRO  DIAW a consulté dans un service de santé ou un guérisseur au cours des 3 derniers mois sans hospitalisation (3.13=Oui) mais la depense liée à cette consultation est nulle 0 ou ne sait pas partout dans les questions (s03q14 s03q15 s03q17 s03q18 s03q19 s03q20 s03q21).</w:t>
+              <w:t>Incohérence! BARRO  DIAW  evolue dans l'agriculture mais est  considéré comme salarié ou stagiaire/apprenti non renuméré, prière de revoir la question s04q66 et corriger.</w:t>
             </w:r>
           </w:p>
         </w:tc>
@@ -1598,7 +1598,7 @@
                 <w:i w:val="0"/>
                 <w:sz w:val="16"/>
               </w:rPr>
-              <w:t>S04</w:t>
+              <w:t>S16</w:t>
               <w:br/>
             </w:r>
             <w:r>
@@ -1608,7 +1608,7 @@
                 <w:color w:val="64748B"/>
                 <w:sz w:val="14"/>
               </w:rPr>
-              <w:t>Emploi</w:t>
+              <w:t>Agriculture</w:t>
             </w:r>
           </w:p>
         </w:tc>
@@ -1624,7 +1624,7 @@
                 <w:color w:val="16A34A"/>
                 <w:sz w:val="16"/>
               </w:rPr>
-              <w:t>s04q66</w:t>
+              <w:t>s00q27, s01q00a, s01q12, s01q13, s02q04, s03q11, s03q12, s01q01</w:t>
             </w:r>
           </w:p>
         </w:tc>
@@ -1655,7 +1655,7 @@
                 <w:i w:val="0"/>
                 <w:sz w:val="17"/>
               </w:rPr>
-              <w:t>Incohérence! BARRO  DIAW  evolue dans l'agriculture mais est  considéré comme salarié ou stagiaire/apprenti non renuméré, prière de revoir la question s04q66 et corriger.</w:t>
+              <w:t>Incohérence!! Le ménage déclare avoir acheté la parcelle et de ce fait ne peut pas déclaré disposer de contrat de location ou d'attestation de donation ou encore de certificat d'héritage, veuillez revoir s'il vous plaît.</w:t>
             </w:r>
           </w:p>
         </w:tc>
@@ -1670,10 +1670,10 @@
               <w:rPr>
                 <w:b/>
                 <w:i w:val="0"/>
-                <w:color w:val="DC2626"/>
+                <w:color w:val="EA580C"/>
                 <w:sz w:val="16"/>
               </w:rPr>
-              <w:t>Haute</w:t>
+              <w:t>Moyenne</w:t>
             </w:r>
           </w:p>
         </w:tc>
@@ -1688,7 +1688,7 @@
                 <w:i w:val="0"/>
                 <w:sz w:val="16"/>
               </w:rPr>
-              <w:t>S16</w:t>
+              <w:t>S00</w:t>
               <w:br/>
             </w:r>
             <w:r>
@@ -1698,7 +1698,7 @@
                 <w:color w:val="64748B"/>
                 <w:sz w:val="14"/>
               </w:rPr>
-              <w:t>Agriculture</w:t>
+              <w:t>Identification</w:t>
             </w:r>
           </w:p>
         </w:tc>
@@ -1714,7 +1714,7 @@
                 <w:color w:val="16A34A"/>
                 <w:sz w:val="16"/>
               </w:rPr>
-              <w:t>s00q27, s01q00a, s01q12, s01q13, s02q04, s03q11, s03q12, s01q01</w:t>
+              <w:t>—</w:t>
             </w:r>
           </w:p>
         </w:tc>
@@ -1745,7 +1745,7 @@
                 <w:i w:val="0"/>
                 <w:sz w:val="17"/>
               </w:rPr>
-              <w:t>Incohérence!! Le ménage déclare avoir acheté la parcelle et de ce fait ne peut pas déclaré disposer de contrat de location ou d'attestation de donation ou encore de certificat d'héritage, veuillez revoir s'il vous plaît.</w:t>
+              <w:t>Les coordonnées GPS ménage prises lors de l'enquête principale diffèrent de celles du dénombrement, êtes vous sûr d'avoir enquêté le bon ménage si non chercher le bon ménage.</w:t>
             </w:r>
           </w:p>
         </w:tc>
@@ -1778,7 +1778,7 @@
                 <w:i w:val="0"/>
                 <w:sz w:val="16"/>
               </w:rPr>
-              <w:t>S00</w:t>
+              <w:t>S01</w:t>
               <w:br/>
             </w:r>
             <w:r>
@@ -1788,7 +1788,7 @@
                 <w:color w:val="64748B"/>
                 <w:sz w:val="14"/>
               </w:rPr>
-              <w:t>Identification</w:t>
+              <w:t>Démographie</w:t>
             </w:r>
           </w:p>
         </w:tc>
@@ -1835,7 +1835,7 @@
                 <w:i w:val="0"/>
                 <w:sz w:val="17"/>
               </w:rPr>
-              <w:t>Les coordonnées GPS ménage prises lors de l'enquête principale diffèrent de celles du dénombrement, êtes vous sûr d'avoir enquêté le bon ménage si non chercher le bon ménage.</w:t>
+              <w:t>Prière de verifier l'information donnée par ADAMA DIAW ou corriger au niveau de la section 1.</w:t>
             </w:r>
           </w:p>
         </w:tc>
@@ -1925,7 +1925,7 @@
                 <w:i w:val="0"/>
                 <w:sz w:val="17"/>
               </w:rPr>
-              <w:t>Prière de verifier l'information donnée par ADAMA DIAW ou corriger au niveau de la section 1.</w:t>
+              <w:t>Prière de verifier l'information donnée par AWA DIAW ou corriger au niveau de la section 1.</w:t>
             </w:r>
           </w:p>
         </w:tc>
@@ -2015,187 +2015,7 @@
                 <w:i w:val="0"/>
                 <w:sz w:val="17"/>
               </w:rPr>
-              <w:t>Prière de verifier l'information donnée par AWA DIAW ou corriger au niveau de la section 1.</w:t>
-            </w:r>
-          </w:p>
-        </w:tc>
-      </w:tr>
-      <w:tr>
-        <w:tc>
-          <w:tcPr>
-            <w:tcW w:type="dxa" w:w="964"/>
-          </w:tcPr>
-          <w:p>
-            <w:r>
-              <w:rPr>
-                <w:b/>
-                <w:i w:val="0"/>
-                <w:color w:val="EA580C"/>
-                <w:sz w:val="16"/>
-              </w:rPr>
-              <w:t>Moyenne</w:t>
-            </w:r>
-          </w:p>
-        </w:tc>
-        <w:tc>
-          <w:tcPr>
-            <w:tcW w:type="dxa" w:w="1247"/>
-          </w:tcPr>
-          <w:p>
-            <w:r>
-              <w:rPr>
-                <w:b/>
-                <w:i w:val="0"/>
-                <w:sz w:val="16"/>
-              </w:rPr>
-              <w:t>S01</w:t>
-              <w:br/>
-            </w:r>
-            <w:r>
-              <w:rPr>
-                <w:b w:val="0"/>
-                <w:i w:val="0"/>
-                <w:color w:val="64748B"/>
-                <w:sz w:val="14"/>
-              </w:rPr>
-              <w:t>Démographie</w:t>
-            </w:r>
-          </w:p>
-        </w:tc>
-        <w:tc>
-          <w:tcPr>
-            <w:tcW w:type="dxa" w:w="1531"/>
-          </w:tcPr>
-          <w:p>
-            <w:r>
-              <w:rPr>
-                <w:b/>
-                <w:i w:val="0"/>
-                <w:color w:val="16A34A"/>
-                <w:sz w:val="16"/>
-              </w:rPr>
-              <w:t>—</w:t>
-            </w:r>
-          </w:p>
-        </w:tc>
-        <w:tc>
-          <w:tcPr>
-            <w:tcW w:type="dxa" w:w="1191"/>
-          </w:tcPr>
-          <w:p>
-            <w:r>
-              <w:rPr>
-                <w:b w:val="0"/>
-                <w:i w:val="0"/>
-                <w:color w:val="64748B"/>
-                <w:sz w:val="16"/>
-              </w:rPr>
-              <w:t>GT-CQ</w:t>
-            </w:r>
-          </w:p>
-        </w:tc>
-        <w:tc>
-          <w:tcPr>
-            <w:tcW w:type="dxa" w:w="4706"/>
-          </w:tcPr>
-          <w:p>
-            <w:r>
-              <w:rPr>
-                <w:b w:val="0"/>
-                <w:i w:val="0"/>
-                <w:sz w:val="17"/>
-              </w:rPr>
               <w:t>Prière de verifier l'information donnée par MANSOUR DIAW ou corriger au niveau de la section 1.</w:t>
-            </w:r>
-          </w:p>
-        </w:tc>
-      </w:tr>
-      <w:tr>
-        <w:tc>
-          <w:tcPr>
-            <w:tcW w:type="dxa" w:w="964"/>
-          </w:tcPr>
-          <w:p>
-            <w:r>
-              <w:rPr>
-                <w:b/>
-                <w:i w:val="0"/>
-                <w:color w:val="EA580C"/>
-                <w:sz w:val="16"/>
-              </w:rPr>
-              <w:t>Moyenne</w:t>
-            </w:r>
-          </w:p>
-        </w:tc>
-        <w:tc>
-          <w:tcPr>
-            <w:tcW w:type="dxa" w:w="1247"/>
-          </w:tcPr>
-          <w:p>
-            <w:r>
-              <w:rPr>
-                <w:b/>
-                <w:i w:val="0"/>
-                <w:sz w:val="16"/>
-              </w:rPr>
-              <w:t>S02</w:t>
-              <w:br/>
-            </w:r>
-            <w:r>
-              <w:rPr>
-                <w:b w:val="0"/>
-                <w:i w:val="0"/>
-                <w:color w:val="64748B"/>
-                <w:sz w:val="14"/>
-              </w:rPr>
-              <w:t>Éducation</w:t>
-            </w:r>
-          </w:p>
-        </w:tc>
-        <w:tc>
-          <w:tcPr>
-            <w:tcW w:type="dxa" w:w="1531"/>
-          </w:tcPr>
-          <w:p>
-            <w:r>
-              <w:rPr>
-                <w:b/>
-                <w:i w:val="0"/>
-                <w:color w:val="16A34A"/>
-                <w:sz w:val="16"/>
-              </w:rPr>
-              <w:t>—</w:t>
-            </w:r>
-          </w:p>
-        </w:tc>
-        <w:tc>
-          <w:tcPr>
-            <w:tcW w:type="dxa" w:w="1191"/>
-          </w:tcPr>
-          <w:p>
-            <w:r>
-              <w:rPr>
-                <w:b w:val="0"/>
-                <w:i w:val="0"/>
-                <w:color w:val="64748B"/>
-                <w:sz w:val="16"/>
-              </w:rPr>
-              <w:t>GT-CQ</w:t>
-            </w:r>
-          </w:p>
-        </w:tc>
-        <w:tc>
-          <w:tcPr>
-            <w:tcW w:type="dxa" w:w="4706"/>
-          </w:tcPr>
-          <w:p>
-            <w:r>
-              <w:rPr>
-                <w:b w:val="0"/>
-                <w:i w:val="0"/>
-                <w:sz w:val="17"/>
-              </w:rPr>
-              <w:t>veuillez, s'il vous plait, confirmer les frais de scolarité ( 10000 FCFA) payée de MANSOUR DIAW avec le QG ou apporter les corrections nécessaires.</w:t>
             </w:r>
           </w:p>
         </w:tc>
